--- a/Apelacion_Prueba_Tecnica_Java_Oracle (3).docx
+++ b/Apelacion_Prueba_Tecnica_Java_Oracle (3).docx
@@ -1,6 +1,6 @@
 
 <file path=word/document.xml><?xml version="1.0" encoding="utf-8"?>
-<w:document xmlns:wpc="http://schemas.microsoft.com/office/word/2010/wordprocessingCanvas" xmlns:cx="http://schemas.microsoft.com/office/drawing/2014/chartex" xmlns:cx1="http://schemas.microsoft.com/office/drawing/2015/9/8/chartex" xmlns:cx2="http://schemas.microsoft.com/office/drawing/2015/10/21/chartex" xmlns:cx3="http://schemas.microsoft.com/office/drawing/2016/5/9/chartex" xmlns:cx4="http://schemas.microsoft.com/office/drawing/2016/5/10/chartex" xmlns:cx5="http://schemas.microsoft.com/office/drawing/2016/5/11/chartex" xmlns:cx6="http://schemas.microsoft.com/office/drawing/2016/5/12/chartex" xmlns:cx7="http://schemas.microsoft.com/office/drawing/2016/5/13/chartex" xmlns:cx8="http://schemas.microsoft.com/office/drawing/2016/5/14/chartex" xmlns:mc="http://schemas.openxmlformats.org/markup-compatibility/2006" xmlns:aink="http://schemas.microsoft.com/office/drawing/2016/ink" xmlns:am3d="http://schemas.microsoft.com/office/drawing/2017/model3d" xmlns:o="urn:schemas-microsoft-com:office:office" xmlns:oel="http://schemas.microsoft.com/office/2019/extlst" xmlns:r="http://schemas.openxmlformats.org/officeDocument/2006/relationships" xmlns:m="http://schemas.openxmlformats.org/officeDocument/2006/math" xmlns:v="urn:schemas-microsoft-com:vml" xmlns:wp14="http://schemas.microsoft.com/office/word/2010/wordprocessingDrawing" xmlns:wp="http://schemas.openxmlformats.org/drawingml/2006/wordprocessingDrawing" xmlns:w10="urn:schemas-microsoft-com:office:word" xmlns:w="http://schemas.openxmlformats.org/wordprocessingml/2006/main" xmlns:w14="http://schemas.microsoft.com/office/word/2010/wordml" xmlns:w15="http://schemas.microsoft.com/office/word/2012/wordml" xmlns:w16cex="http://schemas.microsoft.com/office/word/2018/wordml/cex" xmlns:w16cid="http://schemas.microsoft.com/office/word/2016/wordml/cid" xmlns:w16="http://schemas.microsoft.com/office/word/2018/wordml" xmlns:w16du="http://schemas.microsoft.com/office/word/2023/wordml/word16du" xmlns:w16sdtdh="http://schemas.microsoft.com/office/word/2020/wordml/sdtdatahash" xmlns:w16sdtfl="http://schemas.microsoft.com/office/word/2024/wordml/sdtformatlock" xmlns:w16se="http://schemas.microsoft.com/office/word/2015/wordml/symex" xmlns:wpg="http://schemas.microsoft.com/office/word/2010/wordprocessingGroup" xmlns:wpi="http://schemas.microsoft.com/office/word/2010/wordprocessingInk" xmlns:wne="http://schemas.microsoft.com/office/word/2006/wordml" xmlns:wps="http://schemas.microsoft.com/office/word/2010/wordprocessingShape" mc:Ignorable="w14 w15 w16se w16cid w16 w16cex w16sdtdh w16sdtfl w16du wp14">
+<w:document xmlns:wpc="http://schemas.microsoft.com/office/word/2010/wordprocessingCanvas" xmlns:cx="http://schemas.microsoft.com/office/drawing/2014/chartex" xmlns:cx1="http://schemas.microsoft.com/office/drawing/2015/9/8/chartex" xmlns:cx2="http://schemas.microsoft.com/office/drawing/2015/10/21/chartex" xmlns:cx3="http://schemas.microsoft.com/office/drawing/2016/5/9/chartex" xmlns:cx4="http://schemas.microsoft.com/office/drawing/2016/5/10/chartex" xmlns:cx5="http://schemas.microsoft.com/office/drawing/2016/5/11/chartex" xmlns:cx6="http://schemas.microsoft.com/office/drawing/2016/5/12/chartex" xmlns:cx7="http://schemas.microsoft.com/office/drawing/2016/5/13/chartex" xmlns:cx8="http://schemas.microsoft.com/office/drawing/2016/5/14/chartex" xmlns:mc="http://schemas.openxmlformats.org/markup-compatibility/2006" xmlns:aink="http://schemas.microsoft.com/office/drawing/2016/ink" xmlns:am3d="http://schemas.microsoft.com/office/drawing/2017/model3d" xmlns:o="urn:schemas-microsoft-com:office:office" xmlns:oel="http://schemas.microsoft.com/office/2019/extlst" xmlns:r="http://schemas.openxmlformats.org/officeDocument/2006/relationships" xmlns:m="http://schemas.openxmlformats.org/officeDocument/2006/math" xmlns:v="urn:schemas-microsoft-com:vml" xmlns:wp14="http://schemas.microsoft.com/office/word/2010/wordprocessingDrawing" xmlns:wp="http://schemas.openxmlformats.org/drawingml/2006/wordprocessingDrawing" xmlns:w10="urn:schemas-microsoft-com:office:word" xmlns:w="http://schemas.openxmlformats.org/wordprocessingml/2006/main" xmlns:w14="http://schemas.microsoft.com/office/word/2010/wordml" xmlns:w15="http://schemas.microsoft.com/office/word/2012/wordml" xmlns:w16cei="http://schemas.microsoft.com/office/word/2026/wordml/cei" xmlns:w16cex="http://schemas.microsoft.com/office/word/2018/wordml/cex" xmlns:w16cid="http://schemas.microsoft.com/office/word/2016/wordml/cid" xmlns:w16="http://schemas.microsoft.com/office/word/2018/wordml" xmlns:w16du="http://schemas.microsoft.com/office/word/2023/wordml/word16du" xmlns:w16sdtdh="http://schemas.microsoft.com/office/word/2020/wordml/sdtdatahash" xmlns:w16sdtfl="http://schemas.microsoft.com/office/word/2024/wordml/sdtformatlock" xmlns:w16se="http://schemas.microsoft.com/office/word/2015/wordml/symex" xmlns:wpg="http://schemas.microsoft.com/office/word/2010/wordprocessingGroup" xmlns:wpi="http://schemas.microsoft.com/office/word/2010/wordprocessingInk" xmlns:wne="http://schemas.microsoft.com/office/word/2006/wordml" xmlns:wps="http://schemas.microsoft.com/office/word/2010/wordprocessingShape" mc:Ignorable="w14 w15 w16se w16cid w16 w16cex w16sdtdh w16sdtfl w16du wp14">
   <w:body>
     <w:p>
       <w:pPr>
@@ -140,72 +140,26 @@
           <w:sz w:val="20"/>
           <w:szCs w:val="20"/>
         </w:rPr>
-        <w:t xml:space="preserve"> </w:t>
-      </w:r>
-      <w:proofErr w:type="gramStart"/>
+        <w:t xml:space="preserve"> o : oliva) {     </w:t>
+      </w:r>
+      <w:proofErr w:type="spellStart"/>
       <w:r>
         <w:rPr>
           <w:rFonts w:ascii="Consolas" w:eastAsia="Consolas" w:hAnsi="Consolas" w:cs="Consolas"/>
           <w:sz w:val="20"/>
           <w:szCs w:val="20"/>
         </w:rPr>
-        <w:t>o :</w:t>
-      </w:r>
-      <w:proofErr w:type="gramEnd"/>
+        <w:t>System.out.println</w:t>
+      </w:r>
+      <w:proofErr w:type="spellEnd"/>
       <w:r>
         <w:rPr>
           <w:rFonts w:ascii="Consolas" w:eastAsia="Consolas" w:hAnsi="Consolas" w:cs="Consolas"/>
           <w:sz w:val="20"/>
           <w:szCs w:val="20"/>
         </w:rPr>
-        <w:t xml:space="preserve"> oliva) </w:t>
-      </w:r>
-      <w:proofErr w:type="gramStart"/>
-      <w:r>
-        <w:rPr>
-          <w:rFonts w:ascii="Consolas" w:eastAsia="Consolas" w:hAnsi="Consolas" w:cs="Consolas"/>
-          <w:sz w:val="20"/>
-          <w:szCs w:val="20"/>
-        </w:rPr>
-        <w:t xml:space="preserve">{  </w:t>
-      </w:r>
-      <w:proofErr w:type="gramEnd"/>
-      <w:r>
-        <w:rPr>
-          <w:rFonts w:ascii="Consolas" w:eastAsia="Consolas" w:hAnsi="Consolas" w:cs="Consolas"/>
-          <w:sz w:val="20"/>
-          <w:szCs w:val="20"/>
-        </w:rPr>
-        <w:t xml:space="preserve">   </w:t>
-      </w:r>
-      <w:proofErr w:type="spellStart"/>
-      <w:r>
-        <w:rPr>
-          <w:rFonts w:ascii="Consolas" w:eastAsia="Consolas" w:hAnsi="Consolas" w:cs="Consolas"/>
-          <w:sz w:val="20"/>
-          <w:szCs w:val="20"/>
-        </w:rPr>
-        <w:t>System.out.println</w:t>
-      </w:r>
-      <w:proofErr w:type="spellEnd"/>
-      <w:r>
-        <w:rPr>
-          <w:rFonts w:ascii="Consolas" w:eastAsia="Consolas" w:hAnsi="Consolas" w:cs="Consolas"/>
-          <w:sz w:val="20"/>
-          <w:szCs w:val="20"/>
-        </w:rPr>
-        <w:t>(o)</w:t>
-      </w:r>
-      <w:proofErr w:type="gramStart"/>
-      <w:r>
-        <w:rPr>
-          <w:rFonts w:ascii="Consolas" w:eastAsia="Consolas" w:hAnsi="Consolas" w:cs="Consolas"/>
-          <w:sz w:val="20"/>
-          <w:szCs w:val="20"/>
-        </w:rPr>
-        <w:t>; }</w:t>
-      </w:r>
-      <w:proofErr w:type="gramEnd"/>
+        <w:t>(o); }</w:t>
+      </w:r>
     </w:p>
     <w:p>
       <w:pPr>
@@ -298,30 +252,20 @@
         <w:t xml:space="preserve">Aunque ambos supuestos se cumplieran, </w:t>
       </w:r>
       <w:proofErr w:type="spellStart"/>
-      <w:proofErr w:type="gramStart"/>
       <w:r>
         <w:t>int</w:t>
       </w:r>
       <w:proofErr w:type="spellEnd"/>
       <w:r>
-        <w:t>[</w:t>
-      </w:r>
-      <w:proofErr w:type="gramEnd"/>
-      <w:r>
-        <w:t xml:space="preserve">] solo sería correcto si oliva fuera </w:t>
-      </w:r>
-      <w:proofErr w:type="spellStart"/>
-      <w:proofErr w:type="gramStart"/>
+        <w:t xml:space="preserve">[] solo sería correcto si oliva fuera </w:t>
+      </w:r>
+      <w:proofErr w:type="spellStart"/>
       <w:r>
         <w:t>int</w:t>
       </w:r>
       <w:proofErr w:type="spellEnd"/>
       <w:r>
-        <w:t>[][</w:t>
-      </w:r>
-      <w:proofErr w:type="gramEnd"/>
-      <w:r>
-        <w:t>] (JLS 14.14.2) — dato tampoco proporcionado.</w:t>
+        <w:t>[][] (JLS 14.14.2) — dato tampoco proporcionado.</w:t>
       </w:r>
     </w:p>
     <w:p>
@@ -456,25 +400,7 @@
           <w:iCs/>
           <w:color w:val="595959"/>
         </w:rPr>
-        <w:t xml:space="preserve"> a </w:t>
-      </w:r>
-      <w:proofErr w:type="gramStart"/>
-      <w:r>
-        <w:rPr>
-          <w:i/>
-          <w:iCs/>
-          <w:color w:val="595959"/>
-        </w:rPr>
-        <w:t>single</w:t>
-      </w:r>
-      <w:proofErr w:type="gramEnd"/>
-      <w:r>
-        <w:rPr>
-          <w:i/>
-          <w:iCs/>
-          <w:color w:val="595959"/>
-        </w:rPr>
-        <w:t xml:space="preserve"> </w:t>
+        <w:t xml:space="preserve"> a single </w:t>
       </w:r>
       <w:proofErr w:type="spellStart"/>
       <w:r>
@@ -564,25 +490,7 @@
           <w:iCs/>
           <w:color w:val="595959"/>
         </w:rPr>
-        <w:t xml:space="preserve"> </w:t>
-      </w:r>
-      <w:proofErr w:type="spellStart"/>
-      <w:r>
-        <w:rPr>
-          <w:i/>
-          <w:iCs/>
-          <w:color w:val="595959"/>
-        </w:rPr>
-        <w:t>one</w:t>
-      </w:r>
-      <w:proofErr w:type="spellEnd"/>
-      <w:r>
-        <w:rPr>
-          <w:i/>
-          <w:iCs/>
-          <w:color w:val="595959"/>
-        </w:rPr>
-        <w:t xml:space="preserve"> </w:t>
+        <w:t xml:space="preserve"> one </w:t>
       </w:r>
       <w:proofErr w:type="spellStart"/>
       <w:r>
@@ -1317,7 +1225,6 @@
         <w:t xml:space="preserve"> has </w:t>
       </w:r>
       <w:proofErr w:type="spellStart"/>
-      <w:proofErr w:type="gramStart"/>
       <w:r>
         <w:rPr>
           <w:i/>
@@ -1333,16 +1240,7 @@
           <w:iCs/>
           <w:color w:val="595959"/>
         </w:rPr>
-        <w:t xml:space="preserve"> array</w:t>
-      </w:r>
-      <w:proofErr w:type="gramEnd"/>
-      <w:r>
-        <w:rPr>
-          <w:i/>
-          <w:iCs/>
-          <w:color w:val="595959"/>
-        </w:rPr>
-        <w:t xml:space="preserve"> </w:t>
+        <w:t xml:space="preserve"> array </w:t>
       </w:r>
       <w:proofErr w:type="spellStart"/>
       <w:r>
@@ -1687,15 +1585,7 @@
         <w:t xml:space="preserve">Argumento: </w:t>
       </w:r>
       <w:r>
-        <w:t xml:space="preserve">No existía la opción correcta (ninguna); el enunciado no menciona la versión de Java, ya que tanto la Stream API como el método </w:t>
-      </w:r>
-      <w:proofErr w:type="gramStart"/>
-      <w:r>
-        <w:t>reduce(</w:t>
-      </w:r>
-      <w:proofErr w:type="gramEnd"/>
-      <w:r>
-        <w:t>) no existen en versiones de Java anteriores a la 8.</w:t>
+        <w:t>No existía la opción correcta (ninguna); el enunciado no menciona la versión de Java, ya que tanto la Stream API como el método reduce() no existen en versiones de Java anteriores a la 8.</w:t>
       </w:r>
     </w:p>
     <w:p>
@@ -1713,13 +1603,8 @@
         <w:t xml:space="preserve">El paquete </w:t>
       </w:r>
       <w:proofErr w:type="spellStart"/>
-      <w:proofErr w:type="gramStart"/>
-      <w:r>
-        <w:t>java.util</w:t>
-      </w:r>
-      <w:proofErr w:type="gramEnd"/>
-      <w:r>
-        <w:t>.stream</w:t>
+      <w:r>
+        <w:t>java.util.stream</w:t>
       </w:r>
       <w:proofErr w:type="spellEnd"/>
       <w:r>
@@ -1731,15 +1616,7 @@
       </w:r>
       <w:proofErr w:type="spellEnd"/>
       <w:r>
-        <w:t xml:space="preserve">”, confirmando que tanto el paquete como sus clases (incluyendo Stream y su método </w:t>
-      </w:r>
-      <w:proofErr w:type="gramStart"/>
-      <w:r>
-        <w:t>reduce(</w:t>
-      </w:r>
-      <w:proofErr w:type="gramEnd"/>
-      <w:r>
-        <w:t>)) aparecen por primera vez en esa versión.</w:t>
+        <w:t>”, confirmando que tanto el paquete como sus clases (incluyendo Stream y su método reduce()) aparecen por primera vez en esa versión.</w:t>
       </w:r>
     </w:p>
     <w:p>
@@ -1912,25 +1789,12 @@
         <w:t xml:space="preserve"> Oracle — </w:t>
       </w:r>
       <w:proofErr w:type="spellStart"/>
-      <w:proofErr w:type="gramStart"/>
-      <w:r>
-        <w:t>java.util</w:t>
-      </w:r>
-      <w:proofErr w:type="gramEnd"/>
-      <w:r>
-        <w:t>.stream</w:t>
-      </w:r>
-      <w:proofErr w:type="spellEnd"/>
-      <w:r>
-        <w:t xml:space="preserve"> </w:t>
-      </w:r>
-      <w:proofErr w:type="spellStart"/>
-      <w:r>
-        <w:t>Package</w:t>
-      </w:r>
-      <w:proofErr w:type="spellEnd"/>
-      <w:r>
-        <w:t xml:space="preserve"> </w:t>
+      <w:r>
+        <w:t>java.util.stream</w:t>
+      </w:r>
+      <w:proofErr w:type="spellEnd"/>
+      <w:r>
+        <w:t xml:space="preserve"> Package </w:t>
       </w:r>
       <w:proofErr w:type="spellStart"/>
       <w:r>
@@ -1938,15 +1802,7 @@
       </w:r>
       <w:proofErr w:type="spellEnd"/>
       <w:r>
-        <w:t>, sección "</w:t>
-      </w:r>
-      <w:proofErr w:type="spellStart"/>
-      <w:r>
-        <w:t>Package</w:t>
-      </w:r>
-      <w:proofErr w:type="spellEnd"/>
-      <w:r>
-        <w:t xml:space="preserve"> </w:t>
+        <w:t xml:space="preserve">, sección "Package </w:t>
       </w:r>
       <w:proofErr w:type="spellStart"/>
       <w:r>
@@ -2012,7 +1868,13 @@
         <w:t xml:space="preserve">Argumento: </w:t>
       </w:r>
       <w:r>
-        <w:t xml:space="preserve">No existe la opción correcta entre las 4 alternativas. El modificador de acceso implícito de los miembros de una interfaz es </w:t>
+        <w:t>No existe la opción correcta</w:t>
+      </w:r>
+      <w:r>
+        <w:t xml:space="preserve"> (ninguna)</w:t>
+      </w:r>
+      <w:r>
+        <w:t xml:space="preserve"> entre las 4 alternativas. El modificador de acceso implícito de los miembros de una interfaz es </w:t>
       </w:r>
       <w:proofErr w:type="spellStart"/>
       <w:r>
@@ -2185,7 +2047,6 @@
         <w:t xml:space="preserve"> in </w:t>
       </w:r>
       <w:proofErr w:type="spellStart"/>
-      <w:proofErr w:type="gramStart"/>
       <w:r>
         <w:rPr>
           <w:i/>
@@ -2201,16 +2062,7 @@
           <w:iCs/>
           <w:color w:val="595959"/>
         </w:rPr>
-        <w:t xml:space="preserve"> interface</w:t>
-      </w:r>
-      <w:proofErr w:type="gramEnd"/>
-      <w:r>
-        <w:rPr>
-          <w:i/>
-          <w:iCs/>
-          <w:color w:val="595959"/>
-        </w:rPr>
-        <w:t xml:space="preserve"> are </w:t>
+        <w:t xml:space="preserve"> interface are </w:t>
       </w:r>
       <w:proofErr w:type="spellStart"/>
       <w:r>
@@ -2371,17 +2223,12 @@
         <w:t xml:space="preserve"> </w:t>
       </w:r>
       <w:proofErr w:type="spellStart"/>
-      <w:proofErr w:type="gramStart"/>
       <w:r>
         <w:t>an</w:t>
       </w:r>
       <w:proofErr w:type="spellEnd"/>
       <w:r>
-        <w:t xml:space="preserve"> Interface</w:t>
-      </w:r>
-      <w:proofErr w:type="gramEnd"/>
-      <w:r>
-        <w:t>"</w:t>
+        <w:t xml:space="preserve"> Interface"</w:t>
       </w:r>
     </w:p>
     <w:p>
@@ -2525,7 +2372,6 @@
         <w:t xml:space="preserve"> </w:t>
       </w:r>
       <w:proofErr w:type="spellStart"/>
-      <w:proofErr w:type="gramStart"/>
       <w:r>
         <w:rPr>
           <w:i/>
@@ -2541,16 +2387,7 @@
           <w:iCs/>
           <w:color w:val="595959"/>
         </w:rPr>
-        <w:t xml:space="preserve"> interface</w:t>
-      </w:r>
-      <w:proofErr w:type="gramEnd"/>
-      <w:r>
-        <w:rPr>
-          <w:i/>
-          <w:iCs/>
-          <w:color w:val="595959"/>
-        </w:rPr>
-        <w:t xml:space="preserve"> </w:t>
+        <w:t xml:space="preserve"> interface </w:t>
       </w:r>
       <w:proofErr w:type="spellStart"/>
       <w:r>
@@ -2750,7 +2587,24 @@
         <w:t xml:space="preserve">Argumento: </w:t>
       </w:r>
       <w:r>
-        <w:t>No existía la opción correcta (ninguna), ya que el enunciado no especifica versión de Java, y la etiqueta @deprecated no existía en Java 1.0, solo a partir de Java 1.1.</w:t>
+        <w:t>No existía la opción correcta (ninguna</w:t>
+      </w:r>
+      <w:r>
+        <w:t xml:space="preserve">) entre las 4 </w:t>
+      </w:r>
+      <w:proofErr w:type="spellStart"/>
+      <w:r>
+        <w:t>alternativas.E</w:t>
+      </w:r>
+      <w:r>
+        <w:t>l</w:t>
+      </w:r>
+      <w:proofErr w:type="spellEnd"/>
+      <w:r>
+        <w:t xml:space="preserve"> enunciado no especifica versión de Java, y la etiqueta @deprecated no existía en Java 1.0, solo a partir de Java 1.1.</w:t>
+      </w:r>
+      <w:r>
+        <w:t xml:space="preserve"> La pregunta es ambigua.</w:t>
       </w:r>
     </w:p>
     <w:p>
@@ -2918,25 +2772,7 @@
           <w:iCs/>
           <w:color w:val="595959"/>
         </w:rPr>
-        <w:t xml:space="preserve"> </w:t>
-      </w:r>
-      <w:proofErr w:type="spellStart"/>
-      <w:r>
-        <w:rPr>
-          <w:i/>
-          <w:iCs/>
-          <w:color w:val="595959"/>
-        </w:rPr>
-        <w:t>ones</w:t>
-      </w:r>
-      <w:proofErr w:type="spellEnd"/>
-      <w:r>
-        <w:rPr>
-          <w:i/>
-          <w:iCs/>
-          <w:color w:val="595959"/>
-        </w:rPr>
-        <w:t xml:space="preserve">... </w:t>
+        <w:t xml:space="preserve"> ones... </w:t>
       </w:r>
       <w:proofErr w:type="spellStart"/>
       <w:r>
@@ -3306,15 +3142,7 @@
       </w:r>
       <w:proofErr w:type="spellEnd"/>
       <w:r>
-        <w:t xml:space="preserve"> </w:t>
-      </w:r>
-      <w:proofErr w:type="gramStart"/>
-      <w:r>
-        <w:t>interface</w:t>
-      </w:r>
-      <w:proofErr w:type="gramEnd"/>
-      <w:r>
-        <w:t xml:space="preserve"> </w:t>
+        <w:t xml:space="preserve"> interface </w:t>
       </w:r>
       <w:proofErr w:type="spellStart"/>
       <w:r>
@@ -3337,7 +3165,19 @@
         <w:t xml:space="preserve">Justificación: </w:t>
       </w:r>
       <w:r>
-        <w:t xml:space="preserve">La documentación oficial confirma que una clase puede implementar una o más interfaces como forma de herencia múltiple de comportamiento — la opción seleccionada no contradice el lenguaje, sino que describe una capacidad reconocida bajo ese mismo nombre. La pregunta debió usar </w:t>
+        <w:t>La documentación oficial confirma que una clase puede implementar una o más interfaces como forma de herencia múltiple de comportamiento</w:t>
+      </w:r>
+      <w:r>
+        <w:t>,</w:t>
+      </w:r>
+      <w:r>
+        <w:t xml:space="preserve"> la opción seleccionada no contradice el lenguaje, sino que describe una capacidad reconocida bajo ese mismo nombre. </w:t>
+      </w:r>
+      <w:r>
+        <w:t xml:space="preserve">En las opciones de pregunta </w:t>
+      </w:r>
+      <w:r>
+        <w:t xml:space="preserve">debió usar </w:t>
       </w:r>
       <w:proofErr w:type="spellStart"/>
       <w:r>
@@ -3488,25 +3328,7 @@
           <w:iCs/>
           <w:color w:val="595959"/>
         </w:rPr>
-        <w:t xml:space="preserve"> </w:t>
-      </w:r>
-      <w:proofErr w:type="spellStart"/>
-      <w:r>
-        <w:rPr>
-          <w:i/>
-          <w:iCs/>
-          <w:color w:val="595959"/>
-        </w:rPr>
-        <w:t>one</w:t>
-      </w:r>
-      <w:proofErr w:type="spellEnd"/>
-      <w:r>
-        <w:rPr>
-          <w:i/>
-          <w:iCs/>
-          <w:color w:val="595959"/>
-        </w:rPr>
-        <w:t xml:space="preserve"> </w:t>
+        <w:t xml:space="preserve"> one </w:t>
       </w:r>
       <w:proofErr w:type="spellStart"/>
       <w:r>
@@ -3794,25 +3616,7 @@
           <w:iCs/>
           <w:color w:val="595959"/>
         </w:rPr>
-        <w:t xml:space="preserve"> </w:t>
-      </w:r>
-      <w:proofErr w:type="gramStart"/>
-      <w:r>
-        <w:rPr>
-          <w:i/>
-          <w:iCs/>
-          <w:color w:val="595959"/>
-        </w:rPr>
-        <w:t>interface</w:t>
-      </w:r>
-      <w:proofErr w:type="gramEnd"/>
-      <w:r>
-        <w:rPr>
-          <w:i/>
-          <w:iCs/>
-          <w:color w:val="595959"/>
-        </w:rPr>
-        <w:t xml:space="preserve"> </w:t>
+        <w:t xml:space="preserve"> interface </w:t>
       </w:r>
       <w:proofErr w:type="spellStart"/>
       <w:r>
@@ -4064,25 +3868,7 @@
           <w:iCs/>
           <w:color w:val="595959"/>
         </w:rPr>
-        <w:t xml:space="preserve">) </w:t>
-      </w:r>
-      <w:proofErr w:type="gramStart"/>
-      <w:r>
-        <w:rPr>
-          <w:i/>
-          <w:iCs/>
-          <w:color w:val="595959"/>
-        </w:rPr>
-        <w:t>interface</w:t>
-      </w:r>
-      <w:proofErr w:type="gramEnd"/>
-      <w:r>
-        <w:rPr>
-          <w:i/>
-          <w:iCs/>
-          <w:color w:val="595959"/>
-        </w:rPr>
-        <w:t xml:space="preserve"> </w:t>
+        <w:t xml:space="preserve">) interface </w:t>
       </w:r>
       <w:proofErr w:type="spellStart"/>
       <w:r>
@@ -4370,7 +4156,13 @@
         <w:t xml:space="preserve">Argumento: </w:t>
       </w:r>
       <w:r>
-        <w:t>Aunque los privilegios se otorgan formalmente al usuario, el esquema tiene privilegios implícitos sobre sus propios objetos, por lo que la opción seleccionada también aplica.</w:t>
+        <w:t xml:space="preserve">Aunque los privilegios se otorgan formalmente al usuario, el esquema tiene privilegios implícitos sobre sus propios objetos, por lo que la opción seleccionada también </w:t>
+      </w:r>
+      <w:r>
+        <w:t>puede ser la correcta</w:t>
+      </w:r>
+      <w:r>
+        <w:t>.</w:t>
       </w:r>
     </w:p>
     <w:p>
@@ -5019,6 +4811,882 @@
         </w:r>
       </w:hyperlink>
       <w:bookmarkEnd w:id="0"/>
+    </w:p>
+    <w:p>
+      <w:pPr>
+        <w:spacing w:after="120"/>
+        <w:ind w:left="480"/>
+      </w:pPr>
+    </w:p>
+    <w:p>
+      <w:pPr>
+        <w:spacing w:after="120"/>
+        <w:ind w:left="480"/>
+      </w:pPr>
+    </w:p>
+    <w:p>
+      <w:pPr>
+        <w:spacing w:after="120"/>
+        <w:ind w:left="480"/>
+      </w:pPr>
+    </w:p>
+    <w:p>
+      <w:pPr>
+        <w:spacing w:after="120"/>
+        <w:ind w:left="480"/>
+      </w:pPr>
+    </w:p>
+    <w:p>
+      <w:pPr>
+        <w:spacing w:after="120"/>
+        <w:ind w:left="480"/>
+      </w:pPr>
+    </w:p>
+    <w:p>
+      <w:pPr>
+        <w:spacing w:after="120"/>
+        <w:ind w:left="480"/>
+      </w:pPr>
+    </w:p>
+    <w:p>
+      <w:pPr>
+        <w:spacing w:after="120"/>
+        <w:ind w:left="480"/>
+      </w:pPr>
+    </w:p>
+    <w:p>
+      <w:pPr>
+        <w:spacing w:after="120"/>
+        <w:ind w:left="480"/>
+      </w:pPr>
+    </w:p>
+    <w:p>
+      <w:pPr>
+        <w:spacing w:after="120"/>
+        <w:ind w:left="480"/>
+      </w:pPr>
+    </w:p>
+    <w:p>
+      <w:pPr>
+        <w:spacing w:after="120"/>
+        <w:ind w:left="480"/>
+      </w:pPr>
+    </w:p>
+    <w:p>
+      <w:pPr>
+        <w:spacing w:after="120"/>
+        <w:ind w:left="480"/>
+      </w:pPr>
+    </w:p>
+    <w:p>
+      <w:pPr>
+        <w:spacing w:after="120"/>
+        <w:ind w:left="480"/>
+      </w:pPr>
+    </w:p>
+    <w:p>
+      <w:pPr>
+        <w:spacing w:after="120"/>
+        <w:ind w:left="480"/>
+      </w:pPr>
+    </w:p>
+    <w:p>
+      <w:pPr>
+        <w:spacing w:after="120"/>
+        <w:ind w:left="480"/>
+      </w:pPr>
+    </w:p>
+    <w:p>
+      <w:pPr>
+        <w:spacing w:after="120"/>
+        <w:ind w:left="480"/>
+      </w:pPr>
+    </w:p>
+    <w:p>
+      <w:pPr>
+        <w:spacing w:after="120"/>
+        <w:ind w:left="480"/>
+      </w:pPr>
+    </w:p>
+    <w:p>
+      <w:pPr>
+        <w:spacing w:after="120"/>
+        <w:ind w:left="480"/>
+      </w:pPr>
+    </w:p>
+    <w:p>
+      <w:pPr>
+        <w:spacing w:after="120"/>
+        <w:ind w:left="480"/>
+      </w:pPr>
+    </w:p>
+    <w:p>
+      <w:pPr>
+        <w:spacing w:after="120"/>
+        <w:ind w:left="480"/>
+      </w:pPr>
+    </w:p>
+    <w:p>
+      <w:pPr>
+        <w:spacing w:after="120"/>
+        <w:ind w:left="480"/>
+      </w:pPr>
+    </w:p>
+    <w:p>
+      <w:pPr>
+        <w:spacing w:after="120"/>
+        <w:ind w:left="480"/>
+      </w:pPr>
+    </w:p>
+    <w:p>
+      <w:pPr>
+        <w:spacing w:after="120"/>
+        <w:ind w:left="480"/>
+      </w:pPr>
+    </w:p>
+    <w:p>
+      <w:pPr>
+        <w:spacing w:after="120"/>
+        <w:ind w:left="480"/>
+      </w:pPr>
+    </w:p>
+    <w:p>
+      <w:pPr>
+        <w:spacing w:after="120"/>
+        <w:ind w:left="480"/>
+      </w:pPr>
+    </w:p>
+    <w:p>
+      <w:pPr>
+        <w:spacing w:after="120"/>
+        <w:ind w:left="480"/>
+      </w:pPr>
+    </w:p>
+    <w:p>
+      <w:pPr>
+        <w:spacing w:after="120"/>
+        <w:ind w:left="480"/>
+      </w:pPr>
+    </w:p>
+    <w:p>
+      <w:pPr>
+        <w:spacing w:after="120"/>
+        <w:ind w:left="480"/>
+      </w:pPr>
+    </w:p>
+    <w:p>
+      <w:pPr>
+        <w:spacing w:after="120"/>
+        <w:ind w:left="480"/>
+      </w:pPr>
+    </w:p>
+    <w:p>
+      <w:pPr>
+        <w:spacing w:after="120"/>
+        <w:ind w:left="480"/>
+      </w:pPr>
+    </w:p>
+    <w:p>
+      <w:pPr>
+        <w:spacing w:after="120"/>
+        <w:ind w:left="480"/>
+      </w:pPr>
+    </w:p>
+    <w:p>
+      <w:pPr>
+        <w:spacing w:after="120"/>
+        <w:ind w:left="480"/>
+      </w:pPr>
+    </w:p>
+    <w:p>
+      <w:pPr>
+        <w:spacing w:after="120"/>
+        <w:ind w:left="480"/>
+      </w:pPr>
+    </w:p>
+    <w:p>
+      <w:pPr>
+        <w:spacing w:after="120"/>
+        <w:ind w:left="480"/>
+      </w:pPr>
+    </w:p>
+    <w:p>
+      <w:pPr>
+        <w:spacing w:after="120"/>
+        <w:ind w:left="480"/>
+      </w:pPr>
+    </w:p>
+    <w:p>
+      <w:pPr>
+        <w:spacing w:after="120"/>
+        <w:ind w:left="480"/>
+      </w:pPr>
+    </w:p>
+    <w:p>
+      <w:pPr>
+        <w:spacing w:after="120"/>
+        <w:ind w:left="480"/>
+      </w:pPr>
+    </w:p>
+    <w:p>
+      <w:pPr>
+        <w:spacing w:after="120"/>
+        <w:ind w:left="480"/>
+      </w:pPr>
+    </w:p>
+    <w:p>
+      <w:pPr>
+        <w:spacing w:after="120"/>
+        <w:ind w:left="480"/>
+      </w:pPr>
+    </w:p>
+    <w:p>
+      <w:pPr>
+        <w:spacing w:after="120"/>
+        <w:ind w:left="480"/>
+      </w:pPr>
+    </w:p>
+    <w:p>
+      <w:pPr>
+        <w:spacing w:after="120"/>
+        <w:ind w:left="480"/>
+      </w:pPr>
+    </w:p>
+    <w:p>
+      <w:pPr>
+        <w:spacing w:after="120"/>
+        <w:ind w:left="480"/>
+      </w:pPr>
+    </w:p>
+    <w:p>
+      <w:pPr>
+        <w:spacing w:after="120"/>
+        <w:ind w:left="480"/>
+      </w:pPr>
+    </w:p>
+    <w:p>
+      <w:pPr>
+        <w:spacing w:after="120"/>
+        <w:ind w:left="480"/>
+      </w:pPr>
+    </w:p>
+    <w:p>
+      <w:pPr>
+        <w:spacing w:after="120"/>
+        <w:ind w:left="480"/>
+      </w:pPr>
+    </w:p>
+    <w:p>
+      <w:pPr>
+        <w:spacing w:after="120"/>
+        <w:ind w:left="480"/>
+      </w:pPr>
+    </w:p>
+    <w:p>
+      <w:pPr>
+        <w:spacing w:after="120"/>
+        <w:ind w:left="480"/>
+      </w:pPr>
+    </w:p>
+    <w:p>
+      <w:pPr>
+        <w:spacing w:after="120"/>
+        <w:ind w:left="480"/>
+      </w:pPr>
+    </w:p>
+    <w:p>
+      <w:pPr>
+        <w:pStyle w:val="Prrafodelista"/>
+        <w:numPr>
+          <w:ilvl w:val="0"/>
+          <w:numId w:val="3"/>
+        </w:numPr>
+        <w:spacing w:after="120"/>
+        <w:rPr>
+          <w:b/>
+          <w:bCs/>
+          <w:lang w:val="es-ES_tradnl"/>
+        </w:rPr>
+      </w:pPr>
+      <w:r>
+        <w:rPr>
+          <w:b/>
+          <w:bCs/>
+          <w:lang w:val="es-ES_tradnl"/>
+        </w:rPr>
+        <w:lastRenderedPageBreak/>
+        <w:t>Qué tipo de dato debe usar para que el código compile</w:t>
+      </w:r>
+    </w:p>
+    <w:p>
+      <w:pPr>
+        <w:pStyle w:val="Prrafodelista"/>
+        <w:spacing w:after="160"/>
+        <w:ind w:left="840"/>
+      </w:pPr>
+      <w:proofErr w:type="spellStart"/>
+      <w:r>
+        <w:rPr>
+          <w:rFonts w:ascii="Consolas" w:eastAsia="Consolas" w:hAnsi="Consolas" w:cs="Consolas"/>
+          <w:sz w:val="20"/>
+          <w:szCs w:val="20"/>
+        </w:rPr>
+        <w:t>for</w:t>
+      </w:r>
+      <w:proofErr w:type="spellEnd"/>
+      <w:r>
+        <w:rPr>
+          <w:rFonts w:ascii="Consolas" w:eastAsia="Consolas" w:hAnsi="Consolas" w:cs="Consolas"/>
+          <w:sz w:val="20"/>
+          <w:szCs w:val="20"/>
+        </w:rPr>
+        <w:t xml:space="preserve"> (</w:t>
+      </w:r>
+      <w:proofErr w:type="spellStart"/>
+      <w:r>
+        <w:rPr>
+          <w:rFonts w:ascii="Consolas" w:eastAsia="Consolas" w:hAnsi="Consolas" w:cs="Consolas"/>
+          <w:sz w:val="20"/>
+          <w:szCs w:val="20"/>
+        </w:rPr>
+        <w:t>var</w:t>
+      </w:r>
+      <w:proofErr w:type="spellEnd"/>
+      <w:r>
+        <w:rPr>
+          <w:rFonts w:ascii="Consolas" w:eastAsia="Consolas" w:hAnsi="Consolas" w:cs="Consolas"/>
+          <w:sz w:val="20"/>
+          <w:szCs w:val="20"/>
+        </w:rPr>
+        <w:t xml:space="preserve"> o : oliva) {</w:t>
+      </w:r>
+      <w:proofErr w:type="spellStart"/>
+      <w:r>
+        <w:rPr>
+          <w:rFonts w:ascii="Consolas" w:eastAsia="Consolas" w:hAnsi="Consolas" w:cs="Consolas"/>
+          <w:sz w:val="20"/>
+          <w:szCs w:val="20"/>
+        </w:rPr>
+        <w:t>System.out.println</w:t>
+      </w:r>
+      <w:proofErr w:type="spellEnd"/>
+      <w:r>
+        <w:rPr>
+          <w:rFonts w:ascii="Consolas" w:eastAsia="Consolas" w:hAnsi="Consolas" w:cs="Consolas"/>
+          <w:sz w:val="20"/>
+          <w:szCs w:val="20"/>
+        </w:rPr>
+        <w:t>(o);}</w:t>
+      </w:r>
+      <w:r>
+        <w:rPr>
+          <w:lang w:val="es-ES_tradnl"/>
+        </w:rPr>
+        <w:br/>
+        <w:t xml:space="preserve">El bloque no compila: "oliva" nunca fue declarada (error </w:t>
+      </w:r>
+      <w:proofErr w:type="spellStart"/>
+      <w:r>
+        <w:rPr>
+          <w:lang w:val="es-ES_tradnl"/>
+        </w:rPr>
+        <w:t>cannot</w:t>
+      </w:r>
+      <w:proofErr w:type="spellEnd"/>
+      <w:r>
+        <w:rPr>
+          <w:lang w:val="es-ES_tradnl"/>
+        </w:rPr>
+        <w:t xml:space="preserve"> </w:t>
+      </w:r>
+      <w:proofErr w:type="spellStart"/>
+      <w:r>
+        <w:rPr>
+          <w:lang w:val="es-ES_tradnl"/>
+        </w:rPr>
+        <w:t>find</w:t>
+      </w:r>
+      <w:proofErr w:type="spellEnd"/>
+      <w:r>
+        <w:rPr>
+          <w:lang w:val="es-ES_tradnl"/>
+        </w:rPr>
+        <w:t xml:space="preserve"> symbol) y, aun si lo estuviera, </w:t>
+      </w:r>
+      <w:proofErr w:type="spellStart"/>
+      <w:r>
+        <w:rPr>
+          <w:lang w:val="es-ES_tradnl"/>
+        </w:rPr>
+        <w:t>var</w:t>
+      </w:r>
+      <w:proofErr w:type="spellEnd"/>
+      <w:r>
+        <w:rPr>
+          <w:lang w:val="es-ES_tradnl"/>
+        </w:rPr>
+        <w:t xml:space="preserve"> solo es válido desde Java 10, versión que el enunciado no especifica.</w:t>
+      </w:r>
+      <w:r>
+        <w:rPr>
+          <w:lang w:val="es-ES_tradnl"/>
+        </w:rPr>
+        <w:br/>
+      </w:r>
+      <w:hyperlink r:id="rId17" w:history="1">
+        <w:r>
+          <w:rPr>
+            <w:rStyle w:val="Hipervnculo"/>
+            <w:lang w:val="es-ES_tradnl"/>
+          </w:rPr>
+          <w:t>https://docs.oracle.com/javase/specs/jls/se21/html/jls-6.html</w:t>
+        </w:r>
+      </w:hyperlink>
+      <w:r>
+        <w:rPr>
+          <w:lang w:val="es-ES_tradnl"/>
+        </w:rPr>
+        <w:t xml:space="preserve">; </w:t>
+      </w:r>
+      <w:hyperlink r:id="rId18" w:history="1">
+        <w:r>
+          <w:rPr>
+            <w:rStyle w:val="Hipervnculo"/>
+            <w:lang w:val="es-ES_tradnl"/>
+          </w:rPr>
+          <w:t>https://openjdk.org/jeps/286</w:t>
+        </w:r>
+      </w:hyperlink>
+    </w:p>
+    <w:p>
+      <w:pPr>
+        <w:pStyle w:val="Prrafodelista"/>
+        <w:numPr>
+          <w:ilvl w:val="0"/>
+          <w:numId w:val="3"/>
+        </w:numPr>
+        <w:spacing w:after="160"/>
+      </w:pPr>
+      <w:r>
+        <w:rPr>
+          <w:b/>
+          <w:bCs/>
+          <w:lang w:val="es-ES_tradnl"/>
+        </w:rPr>
+        <w:t>En Oracle, en qué se diferencia un esquema de un usuario</w:t>
+      </w:r>
+      <w:r>
+        <w:rPr>
+          <w:lang w:val="es-ES_tradnl"/>
+        </w:rPr>
+        <w:br/>
+        <w:t>El dueño del esquema recibe automáticamente todos los privilegios sobre sus objetos y puede otorgarlos a otros usuarios, mostrando una relación directa entre esquema y permisos.</w:t>
+      </w:r>
+      <w:r>
+        <w:rPr>
+          <w:lang w:val="es-ES_tradnl"/>
+        </w:rPr>
+        <w:br/>
+      </w:r>
+      <w:hyperlink r:id="rId19" w:history="1">
+        <w:r>
+          <w:rPr>
+            <w:rStyle w:val="Hipervnculo"/>
+            <w:lang w:val="es-ES_tradnl"/>
+          </w:rPr>
+          <w:t>https://docs.oracle.com/cd/B19306_01/network.102/b14266/authoriz.htm</w:t>
+        </w:r>
+      </w:hyperlink>
+    </w:p>
+    <w:p>
+      <w:pPr>
+        <w:pStyle w:val="Prrafodelista"/>
+        <w:numPr>
+          <w:ilvl w:val="0"/>
+          <w:numId w:val="3"/>
+        </w:numPr>
+        <w:spacing w:after="160"/>
+      </w:pPr>
+      <w:r>
+        <w:rPr>
+          <w:b/>
+          <w:bCs/>
+          <w:lang w:val="es-ES_tradnl"/>
+        </w:rPr>
+        <w:t>Para qué se usa "reduce" en Stream API</w:t>
+      </w:r>
+      <w:r>
+        <w:rPr>
+          <w:lang w:val="es-ES_tradnl"/>
+        </w:rPr>
+        <w:br/>
+        <w:t>El enunciado no indica versión de Java, y tanto la Stream API como reduce() no existen antes de Java 8.</w:t>
+      </w:r>
+      <w:r>
+        <w:rPr>
+          <w:lang w:val="es-ES_tradnl"/>
+        </w:rPr>
+        <w:br/>
+      </w:r>
+      <w:hyperlink r:id="rId20" w:history="1">
+        <w:r>
+          <w:rPr>
+            <w:rStyle w:val="Hipervnculo"/>
+            <w:lang w:val="es-ES_tradnl"/>
+          </w:rPr>
+          <w:t>https://docs.oracle.com/javase/8/docs/api/java/util/stream/package-summary.html</w:t>
+        </w:r>
+      </w:hyperlink>
+    </w:p>
+    <w:p>
+      <w:pPr>
+        <w:pStyle w:val="Prrafodelista"/>
+        <w:numPr>
+          <w:ilvl w:val="0"/>
+          <w:numId w:val="3"/>
+        </w:numPr>
+        <w:spacing w:after="160"/>
+      </w:pPr>
+      <w:r>
+        <w:rPr>
+          <w:b/>
+          <w:bCs/>
+          <w:lang w:val="es-ES_tradnl"/>
+        </w:rPr>
+        <w:t>Modificador de acceso por defecto en interfaces</w:t>
+      </w:r>
+      <w:r>
+        <w:rPr>
+          <w:lang w:val="es-ES_tradnl"/>
+        </w:rPr>
+        <w:br/>
+      </w:r>
+      <w:r>
+        <w:rPr>
+          <w:lang w:val="es-ES_tradnl"/>
+        </w:rPr>
+        <w:t xml:space="preserve">El modificador implícito es </w:t>
+      </w:r>
+      <w:proofErr w:type="spellStart"/>
+      <w:r>
+        <w:rPr>
+          <w:lang w:val="es-ES_tradnl"/>
+        </w:rPr>
+        <w:t>public</w:t>
+      </w:r>
+      <w:proofErr w:type="spellEnd"/>
+      <w:r>
+        <w:rPr>
+          <w:lang w:val="es-ES_tradnl"/>
+        </w:rPr>
+        <w:t xml:space="preserve"> (métodos: </w:t>
+      </w:r>
+      <w:proofErr w:type="spellStart"/>
+      <w:r>
+        <w:rPr>
+          <w:lang w:val="es-ES_tradnl"/>
+        </w:rPr>
+        <w:t>public</w:t>
+      </w:r>
+      <w:proofErr w:type="spellEnd"/>
+      <w:r>
+        <w:rPr>
+          <w:lang w:val="es-ES_tradnl"/>
+        </w:rPr>
+        <w:t xml:space="preserve"> </w:t>
+      </w:r>
+      <w:proofErr w:type="spellStart"/>
+      <w:r>
+        <w:rPr>
+          <w:lang w:val="es-ES_tradnl"/>
+        </w:rPr>
+        <w:t>abstract</w:t>
+      </w:r>
+      <w:proofErr w:type="spellEnd"/>
+      <w:r>
+        <w:rPr>
+          <w:lang w:val="es-ES_tradnl"/>
+        </w:rPr>
+        <w:t xml:space="preserve">; campos: </w:t>
+      </w:r>
+      <w:proofErr w:type="spellStart"/>
+      <w:r>
+        <w:rPr>
+          <w:lang w:val="es-ES_tradnl"/>
+        </w:rPr>
+        <w:t>public</w:t>
+      </w:r>
+      <w:proofErr w:type="spellEnd"/>
+      <w:r>
+        <w:rPr>
+          <w:lang w:val="es-ES_tradnl"/>
+        </w:rPr>
+        <w:t xml:space="preserve"> </w:t>
+      </w:r>
+      <w:proofErr w:type="spellStart"/>
+      <w:r>
+        <w:rPr>
+          <w:lang w:val="es-ES_tradnl"/>
+        </w:rPr>
+        <w:t>static</w:t>
+      </w:r>
+      <w:proofErr w:type="spellEnd"/>
+      <w:r>
+        <w:rPr>
+          <w:lang w:val="es-ES_tradnl"/>
+        </w:rPr>
+        <w:t xml:space="preserve"> final), opción no incluida; las alternativas dan solo modificadores de comportamiento o inválidos.</w:t>
+      </w:r>
+      <w:r>
+        <w:rPr>
+          <w:lang w:val="es-ES_tradnl"/>
+        </w:rPr>
+        <w:br/>
+      </w:r>
+      <w:hyperlink r:id="rId21" w:history="1">
+        <w:r>
+          <w:rPr>
+            <w:rStyle w:val="Hipervnculo"/>
+            <w:lang w:val="es-ES_tradnl"/>
+          </w:rPr>
+          <w:t>https://docs.oracle.com/javase/tutorial/java/IandI/interfaceDef.html</w:t>
+        </w:r>
+      </w:hyperlink>
+      <w:r>
+        <w:rPr>
+          <w:lang w:val="es-ES_tradnl"/>
+        </w:rPr>
+        <w:t xml:space="preserve">; </w:t>
+      </w:r>
+      <w:hyperlink r:id="rId22" w:history="1">
+        <w:r>
+          <w:rPr>
+            <w:rStyle w:val="Hipervnculo"/>
+            <w:lang w:val="es-ES_tradnl"/>
+          </w:rPr>
+          <w:t>https://docs.oracle.com/javase/specs/jls/se21/html/jls-9.html</w:t>
+        </w:r>
+      </w:hyperlink>
+    </w:p>
+    <w:p>
+      <w:pPr>
+        <w:pStyle w:val="Prrafodelista"/>
+        <w:numPr>
+          <w:ilvl w:val="0"/>
+          <w:numId w:val="3"/>
+        </w:numPr>
+        <w:spacing w:after="160"/>
+      </w:pPr>
+      <w:r>
+        <w:rPr>
+          <w:b/>
+          <w:bCs/>
+          <w:lang w:val="es-ES_tradnl"/>
+        </w:rPr>
+        <w:t xml:space="preserve">Qué anotación le sigue a la etiqueta @Deprecated en </w:t>
+      </w:r>
+      <w:proofErr w:type="spellStart"/>
+      <w:r>
+        <w:rPr>
+          <w:b/>
+          <w:bCs/>
+          <w:lang w:val="es-ES_tradnl"/>
+        </w:rPr>
+        <w:t>Javadoc</w:t>
+      </w:r>
+      <w:proofErr w:type="spellEnd"/>
+      <w:r>
+        <w:rPr>
+          <w:lang w:val="es-ES_tradnl"/>
+        </w:rPr>
+        <w:br/>
+      </w:r>
+      <w:r>
+        <w:rPr>
+          <w:lang w:val="es-ES_tradnl"/>
+        </w:rPr>
+        <w:t>El enunciado no</w:t>
+      </w:r>
+      <w:r>
+        <w:rPr>
+          <w:lang w:val="es-ES_tradnl"/>
+        </w:rPr>
+        <w:t xml:space="preserve"> </w:t>
+      </w:r>
+      <w:r>
+        <w:rPr>
+          <w:lang w:val="es-ES_tradnl"/>
+        </w:rPr>
+        <w:t xml:space="preserve">indica </w:t>
+      </w:r>
+      <w:r>
+        <w:rPr>
+          <w:lang w:val="es-ES_tradnl"/>
+        </w:rPr>
+        <w:t>versión de Java y @deprecated no existía en Java 1.0, sino desde Java 1.1.</w:t>
+      </w:r>
+      <w:r>
+        <w:rPr>
+          <w:lang w:val="es-ES_tradnl"/>
+        </w:rPr>
+        <w:br/>
+      </w:r>
+      <w:hyperlink r:id="rId23" w:history="1">
+        <w:r>
+          <w:rPr>
+            <w:rStyle w:val="Hipervnculo"/>
+            <w:lang w:val="es-ES_tradnl"/>
+          </w:rPr>
+          <w:t>https://docs.oracle.com/javase/8/docs/technotes/guides/javadoc/deprecation/deprecated.html</w:t>
+        </w:r>
+      </w:hyperlink>
+      <w:r>
+        <w:rPr>
+          <w:lang w:val="es-ES_tradnl"/>
+        </w:rPr>
+        <w:t xml:space="preserve">; </w:t>
+      </w:r>
+      <w:hyperlink r:id="rId24" w:history="1">
+        <w:r>
+          <w:rPr>
+            <w:rStyle w:val="Hipervnculo"/>
+            <w:lang w:val="es-ES_tradnl"/>
+          </w:rPr>
+          <w:t>https://openjdk.org/jeps/277</w:t>
+        </w:r>
+      </w:hyperlink>
+    </w:p>
+    <w:p>
+      <w:pPr>
+        <w:pStyle w:val="Prrafodelista"/>
+        <w:numPr>
+          <w:ilvl w:val="0"/>
+          <w:numId w:val="3"/>
+        </w:numPr>
+        <w:spacing w:after="160"/>
+      </w:pPr>
+      <w:r>
+        <w:rPr>
+          <w:b/>
+          <w:bCs/>
+          <w:lang w:val="es-ES_tradnl"/>
+        </w:rPr>
+        <w:t>Qué afirmación es correcta en interfaces</w:t>
+      </w:r>
+      <w:r>
+        <w:rPr>
+          <w:lang w:val="es-ES_tradnl"/>
+        </w:rPr>
+        <w:br/>
+        <w:t xml:space="preserve">La </w:t>
+      </w:r>
+      <w:r>
+        <w:rPr>
+          <w:lang w:val="es-ES_tradnl"/>
+        </w:rPr>
+        <w:t>documentación oficial</w:t>
+      </w:r>
+      <w:r>
+        <w:rPr>
+          <w:lang w:val="es-ES_tradnl"/>
+        </w:rPr>
+        <w:t xml:space="preserve"> usa "</w:t>
+      </w:r>
+      <w:proofErr w:type="spellStart"/>
+      <w:r>
+        <w:rPr>
+          <w:lang w:val="es-ES_tradnl"/>
+        </w:rPr>
+        <w:t>multiple</w:t>
+      </w:r>
+      <w:proofErr w:type="spellEnd"/>
+      <w:r>
+        <w:rPr>
+          <w:lang w:val="es-ES_tradnl"/>
+        </w:rPr>
+        <w:t xml:space="preserve"> interface </w:t>
+      </w:r>
+      <w:proofErr w:type="spellStart"/>
+      <w:r>
+        <w:rPr>
+          <w:lang w:val="es-ES_tradnl"/>
+        </w:rPr>
+        <w:t>inheritance</w:t>
+      </w:r>
+      <w:proofErr w:type="spellEnd"/>
+      <w:r>
+        <w:rPr>
+          <w:lang w:val="es-ES_tradnl"/>
+        </w:rPr>
+        <w:t xml:space="preserve">" para una clase que implementa varias interfaces. Sin embargo, el término técnico correcto es </w:t>
+      </w:r>
+      <w:proofErr w:type="spellStart"/>
+      <w:r>
+        <w:rPr>
+          <w:lang w:val="es-ES_tradnl"/>
+        </w:rPr>
+        <w:t>implements</w:t>
+      </w:r>
+      <w:proofErr w:type="spellEnd"/>
+      <w:r>
+        <w:rPr>
+          <w:lang w:val="es-ES_tradnl"/>
+        </w:rPr>
+        <w:t xml:space="preserve"> (clase-interfaz), no </w:t>
+      </w:r>
+      <w:proofErr w:type="spellStart"/>
+      <w:r>
+        <w:rPr>
+          <w:lang w:val="es-ES_tradnl"/>
+        </w:rPr>
+        <w:t>extends</w:t>
+      </w:r>
+      <w:proofErr w:type="spellEnd"/>
+      <w:r>
+        <w:rPr>
+          <w:lang w:val="es-ES_tradnl"/>
+        </w:rPr>
+        <w:t xml:space="preserve"> (que aplica solo entre interfaces). </w:t>
+      </w:r>
+      <w:r>
+        <w:rPr>
+          <w:lang w:val="es-ES_tradnl"/>
+        </w:rPr>
+        <w:t xml:space="preserve">Las opciones </w:t>
+      </w:r>
+      <w:r>
+        <w:rPr>
+          <w:lang w:val="es-ES_tradnl"/>
+        </w:rPr>
+        <w:t>usa</w:t>
+      </w:r>
+      <w:r>
+        <w:rPr>
+          <w:lang w:val="es-ES_tradnl"/>
+        </w:rPr>
+        <w:t>n</w:t>
+      </w:r>
+      <w:r>
+        <w:rPr>
+          <w:lang w:val="es-ES_tradnl"/>
+        </w:rPr>
+        <w:t xml:space="preserve"> "heredar" sin distinguir entre ambos, lo que genera ambigüedad sobre cuál opción es la correcta.</w:t>
+      </w:r>
+      <w:r>
+        <w:rPr>
+          <w:lang w:val="es-ES_tradnl"/>
+        </w:rPr>
+        <w:br/>
+      </w:r>
+      <w:hyperlink r:id="rId25" w:history="1">
+        <w:r>
+          <w:rPr>
+            <w:rStyle w:val="Hipervnculo"/>
+            <w:lang w:val="es-ES_tradnl"/>
+          </w:rPr>
+          <w:t>https://docs.oracle.com/javase/specs/jls/se21/html/jls-9.html</w:t>
+        </w:r>
+      </w:hyperlink>
     </w:p>
     <w:sectPr>
       <w:pgSz w:w="12240" w:h="15840"/>
@@ -5031,8 +5699,97 @@
 </file>
 
 <file path=word/numbering.xml><?xml version="1.0" encoding="utf-8"?>
-<w:numbering xmlns:wpc="http://schemas.microsoft.com/office/word/2010/wordprocessingCanvas" xmlns:cx="http://schemas.microsoft.com/office/drawing/2014/chartex" xmlns:cx1="http://schemas.microsoft.com/office/drawing/2015/9/8/chartex" xmlns:cx2="http://schemas.microsoft.com/office/drawing/2015/10/21/chartex" xmlns:cx3="http://schemas.microsoft.com/office/drawing/2016/5/9/chartex" xmlns:cx4="http://schemas.microsoft.com/office/drawing/2016/5/10/chartex" xmlns:cx5="http://schemas.microsoft.com/office/drawing/2016/5/11/chartex" xmlns:cx6="http://schemas.microsoft.com/office/drawing/2016/5/12/chartex" xmlns:cx7="http://schemas.microsoft.com/office/drawing/2016/5/13/chartex" xmlns:cx8="http://schemas.microsoft.com/office/drawing/2016/5/14/chartex" xmlns:mc="http://schemas.openxmlformats.org/markup-compatibility/2006" xmlns:aink="http://schemas.microsoft.com/office/drawing/2016/ink" xmlns:am3d="http://schemas.microsoft.com/office/drawing/2017/model3d" xmlns:o="urn:schemas-microsoft-com:office:office" xmlns:oel="http://schemas.microsoft.com/office/2019/extlst" xmlns:r="http://schemas.openxmlformats.org/officeDocument/2006/relationships" xmlns:m="http://schemas.openxmlformats.org/officeDocument/2006/math" xmlns:v="urn:schemas-microsoft-com:vml" xmlns:wp14="http://schemas.microsoft.com/office/word/2010/wordprocessingDrawing" xmlns:wp="http://schemas.openxmlformats.org/drawingml/2006/wordprocessingDrawing" xmlns:w10="urn:schemas-microsoft-com:office:word" xmlns:w="http://schemas.openxmlformats.org/wordprocessingml/2006/main" xmlns:w14="http://schemas.microsoft.com/office/word/2010/wordml" xmlns:w15="http://schemas.microsoft.com/office/word/2012/wordml" xmlns:w16cex="http://schemas.microsoft.com/office/word/2018/wordml/cex" xmlns:w16cid="http://schemas.microsoft.com/office/word/2016/wordml/cid" xmlns:w16="http://schemas.microsoft.com/office/word/2018/wordml" xmlns:w16du="http://schemas.microsoft.com/office/word/2023/wordml/word16du" xmlns:w16sdtdh="http://schemas.microsoft.com/office/word/2020/wordml/sdtdatahash" xmlns:w16sdtfl="http://schemas.microsoft.com/office/word/2024/wordml/sdtformatlock" xmlns:w16se="http://schemas.microsoft.com/office/word/2015/wordml/symex" xmlns:wpg="http://schemas.microsoft.com/office/word/2010/wordprocessingGroup" xmlns:wpi="http://schemas.microsoft.com/office/word/2010/wordprocessingInk" xmlns:wne="http://schemas.microsoft.com/office/word/2006/wordml" xmlns:wps="http://schemas.microsoft.com/office/word/2010/wordprocessingShape" mc:Ignorable="w14 w15 w16se w16cid w16 w16cex w16sdtdh w16sdtfl w16du wp14">
+<w:numbering xmlns:wpc="http://schemas.microsoft.com/office/word/2010/wordprocessingCanvas" xmlns:cx="http://schemas.microsoft.com/office/drawing/2014/chartex" xmlns:cx1="http://schemas.microsoft.com/office/drawing/2015/9/8/chartex" xmlns:cx2="http://schemas.microsoft.com/office/drawing/2015/10/21/chartex" xmlns:cx3="http://schemas.microsoft.com/office/drawing/2016/5/9/chartex" xmlns:cx4="http://schemas.microsoft.com/office/drawing/2016/5/10/chartex" xmlns:cx5="http://schemas.microsoft.com/office/drawing/2016/5/11/chartex" xmlns:cx6="http://schemas.microsoft.com/office/drawing/2016/5/12/chartex" xmlns:cx7="http://schemas.microsoft.com/office/drawing/2016/5/13/chartex" xmlns:cx8="http://schemas.microsoft.com/office/drawing/2016/5/14/chartex" xmlns:mc="http://schemas.openxmlformats.org/markup-compatibility/2006" xmlns:aink="http://schemas.microsoft.com/office/drawing/2016/ink" xmlns:am3d="http://schemas.microsoft.com/office/drawing/2017/model3d" xmlns:o="urn:schemas-microsoft-com:office:office" xmlns:oel="http://schemas.microsoft.com/office/2019/extlst" xmlns:r="http://schemas.openxmlformats.org/officeDocument/2006/relationships" xmlns:m="http://schemas.openxmlformats.org/officeDocument/2006/math" xmlns:v="urn:schemas-microsoft-com:vml" xmlns:wp14="http://schemas.microsoft.com/office/word/2010/wordprocessingDrawing" xmlns:wp="http://schemas.openxmlformats.org/drawingml/2006/wordprocessingDrawing" xmlns:w10="urn:schemas-microsoft-com:office:word" xmlns:w="http://schemas.openxmlformats.org/wordprocessingml/2006/main" xmlns:w14="http://schemas.microsoft.com/office/word/2010/wordml" xmlns:w15="http://schemas.microsoft.com/office/word/2012/wordml" xmlns:w16cei="http://schemas.microsoft.com/office/word/2026/wordml/cei" xmlns:w16cex="http://schemas.microsoft.com/office/word/2018/wordml/cex" xmlns:w16cid="http://schemas.microsoft.com/office/word/2016/wordml/cid" xmlns:w16="http://schemas.microsoft.com/office/word/2018/wordml" xmlns:w16du="http://schemas.microsoft.com/office/word/2023/wordml/word16du" xmlns:w16sdtdh="http://schemas.microsoft.com/office/word/2020/wordml/sdtdatahash" xmlns:w16sdtfl="http://schemas.microsoft.com/office/word/2024/wordml/sdtformatlock" xmlns:w16se="http://schemas.microsoft.com/office/word/2015/wordml/symex" xmlns:wpg="http://schemas.microsoft.com/office/word/2010/wordprocessingGroup" xmlns:wpi="http://schemas.microsoft.com/office/word/2010/wordprocessingInk" xmlns:wne="http://schemas.microsoft.com/office/word/2006/wordml" xmlns:wps="http://schemas.microsoft.com/office/word/2010/wordprocessingShape" mc:Ignorable="w14 w15 w16se w16cid w16 w16cex w16sdtdh w16sdtfl w16du wp14">
   <w:abstractNum w:abstractNumId="0" w15:restartNumberingAfterBreak="0">
+    <w:nsid w:val="294F761B"/>
+    <w:multiLevelType w:val="hybridMultilevel"/>
+    <w:tmpl w:val="F0CEBF0C"/>
+    <w:lvl w:ilvl="0" w:tplc="040A0011">
+      <w:start w:val="1"/>
+      <w:numFmt w:val="decimal"/>
+      <w:lvlText w:val="%1)"/>
+      <w:lvlJc w:val="left"/>
+      <w:pPr>
+        <w:ind w:left="720" w:hanging="360"/>
+      </w:pPr>
+      <w:rPr>
+        <w:rFonts w:hint="default"/>
+      </w:rPr>
+    </w:lvl>
+    <w:lvl w:ilvl="1" w:tplc="040A0019" w:tentative="1">
+      <w:start w:val="1"/>
+      <w:numFmt w:val="lowerLetter"/>
+      <w:lvlText w:val="%2."/>
+      <w:lvlJc w:val="left"/>
+      <w:pPr>
+        <w:ind w:left="1440" w:hanging="360"/>
+      </w:pPr>
+    </w:lvl>
+    <w:lvl w:ilvl="2" w:tplc="040A001B" w:tentative="1">
+      <w:start w:val="1"/>
+      <w:numFmt w:val="lowerRoman"/>
+      <w:lvlText w:val="%3."/>
+      <w:lvlJc w:val="right"/>
+      <w:pPr>
+        <w:ind w:left="2160" w:hanging="180"/>
+      </w:pPr>
+    </w:lvl>
+    <w:lvl w:ilvl="3" w:tplc="040A000F" w:tentative="1">
+      <w:start w:val="1"/>
+      <w:numFmt w:val="decimal"/>
+      <w:lvlText w:val="%4."/>
+      <w:lvlJc w:val="left"/>
+      <w:pPr>
+        <w:ind w:left="2880" w:hanging="360"/>
+      </w:pPr>
+    </w:lvl>
+    <w:lvl w:ilvl="4" w:tplc="040A0019" w:tentative="1">
+      <w:start w:val="1"/>
+      <w:numFmt w:val="lowerLetter"/>
+      <w:lvlText w:val="%5."/>
+      <w:lvlJc w:val="left"/>
+      <w:pPr>
+        <w:ind w:left="3600" w:hanging="360"/>
+      </w:pPr>
+    </w:lvl>
+    <w:lvl w:ilvl="5" w:tplc="040A001B" w:tentative="1">
+      <w:start w:val="1"/>
+      <w:numFmt w:val="lowerRoman"/>
+      <w:lvlText w:val="%6."/>
+      <w:lvlJc w:val="right"/>
+      <w:pPr>
+        <w:ind w:left="4320" w:hanging="180"/>
+      </w:pPr>
+    </w:lvl>
+    <w:lvl w:ilvl="6" w:tplc="040A000F" w:tentative="1">
+      <w:start w:val="1"/>
+      <w:numFmt w:val="decimal"/>
+      <w:lvlText w:val="%7."/>
+      <w:lvlJc w:val="left"/>
+      <w:pPr>
+        <w:ind w:left="5040" w:hanging="360"/>
+      </w:pPr>
+    </w:lvl>
+    <w:lvl w:ilvl="7" w:tplc="040A0019" w:tentative="1">
+      <w:start w:val="1"/>
+      <w:numFmt w:val="lowerLetter"/>
+      <w:lvlText w:val="%8."/>
+      <w:lvlJc w:val="left"/>
+      <w:pPr>
+        <w:ind w:left="5760" w:hanging="360"/>
+      </w:pPr>
+    </w:lvl>
+    <w:lvl w:ilvl="8" w:tplc="040A001B" w:tentative="1">
+      <w:start w:val="1"/>
+      <w:numFmt w:val="lowerRoman"/>
+      <w:lvlText w:val="%9."/>
+      <w:lvlJc w:val="right"/>
+      <w:pPr>
+        <w:ind w:left="6480" w:hanging="180"/>
+      </w:pPr>
+    </w:lvl>
+  </w:abstractNum>
+  <w:abstractNum w:abstractNumId="1" w15:restartNumberingAfterBreak="0">
     <w:nsid w:val="3AD8268B"/>
     <w:multiLevelType w:val="hybridMultilevel"/>
     <w:tmpl w:val="CFF69492"/>
@@ -5118,11 +5875,106 @@
       </w:pPr>
     </w:lvl>
   </w:abstractNum>
+  <w:abstractNum w:abstractNumId="2" w15:restartNumberingAfterBreak="0">
+    <w:nsid w:val="58B60C59"/>
+    <w:multiLevelType w:val="hybridMultilevel"/>
+    <w:tmpl w:val="0672C6DA"/>
+    <w:lvl w:ilvl="0" w:tplc="7A4892BE">
+      <w:start w:val="1"/>
+      <w:numFmt w:val="decimal"/>
+      <w:lvlText w:val="%1)"/>
+      <w:lvlJc w:val="left"/>
+      <w:pPr>
+        <w:ind w:left="840" w:hanging="360"/>
+      </w:pPr>
+      <w:rPr>
+        <w:rFonts w:hint="default"/>
+      </w:rPr>
+    </w:lvl>
+    <w:lvl w:ilvl="1" w:tplc="040A0019" w:tentative="1">
+      <w:start w:val="1"/>
+      <w:numFmt w:val="lowerLetter"/>
+      <w:lvlText w:val="%2."/>
+      <w:lvlJc w:val="left"/>
+      <w:pPr>
+        <w:ind w:left="1560" w:hanging="360"/>
+      </w:pPr>
+    </w:lvl>
+    <w:lvl w:ilvl="2" w:tplc="040A001B" w:tentative="1">
+      <w:start w:val="1"/>
+      <w:numFmt w:val="lowerRoman"/>
+      <w:lvlText w:val="%3."/>
+      <w:lvlJc w:val="right"/>
+      <w:pPr>
+        <w:ind w:left="2280" w:hanging="180"/>
+      </w:pPr>
+    </w:lvl>
+    <w:lvl w:ilvl="3" w:tplc="040A000F" w:tentative="1">
+      <w:start w:val="1"/>
+      <w:numFmt w:val="decimal"/>
+      <w:lvlText w:val="%4."/>
+      <w:lvlJc w:val="left"/>
+      <w:pPr>
+        <w:ind w:left="3000" w:hanging="360"/>
+      </w:pPr>
+    </w:lvl>
+    <w:lvl w:ilvl="4" w:tplc="040A0019" w:tentative="1">
+      <w:start w:val="1"/>
+      <w:numFmt w:val="lowerLetter"/>
+      <w:lvlText w:val="%5."/>
+      <w:lvlJc w:val="left"/>
+      <w:pPr>
+        <w:ind w:left="3720" w:hanging="360"/>
+      </w:pPr>
+    </w:lvl>
+    <w:lvl w:ilvl="5" w:tplc="040A001B" w:tentative="1">
+      <w:start w:val="1"/>
+      <w:numFmt w:val="lowerRoman"/>
+      <w:lvlText w:val="%6."/>
+      <w:lvlJc w:val="right"/>
+      <w:pPr>
+        <w:ind w:left="4440" w:hanging="180"/>
+      </w:pPr>
+    </w:lvl>
+    <w:lvl w:ilvl="6" w:tplc="040A000F" w:tentative="1">
+      <w:start w:val="1"/>
+      <w:numFmt w:val="decimal"/>
+      <w:lvlText w:val="%7."/>
+      <w:lvlJc w:val="left"/>
+      <w:pPr>
+        <w:ind w:left="5160" w:hanging="360"/>
+      </w:pPr>
+    </w:lvl>
+    <w:lvl w:ilvl="7" w:tplc="040A0019" w:tentative="1">
+      <w:start w:val="1"/>
+      <w:numFmt w:val="lowerLetter"/>
+      <w:lvlText w:val="%8."/>
+      <w:lvlJc w:val="left"/>
+      <w:pPr>
+        <w:ind w:left="5880" w:hanging="360"/>
+      </w:pPr>
+    </w:lvl>
+    <w:lvl w:ilvl="8" w:tplc="040A001B" w:tentative="1">
+      <w:start w:val="1"/>
+      <w:numFmt w:val="lowerRoman"/>
+      <w:lvlText w:val="%9."/>
+      <w:lvlJc w:val="right"/>
+      <w:pPr>
+        <w:ind w:left="6600" w:hanging="180"/>
+      </w:pPr>
+    </w:lvl>
+  </w:abstractNum>
   <w:num w:numId="1" w16cid:durableId="1401755292">
-    <w:abstractNumId w:val="0"/>
+    <w:abstractNumId w:val="1"/>
     <w:lvlOverride w:ilvl="0">
       <w:startOverride w:val="1"/>
     </w:lvlOverride>
+  </w:num>
+  <w:num w:numId="2" w16cid:durableId="1034115699">
+    <w:abstractNumId w:val="2"/>
+  </w:num>
+  <w:num w:numId="3" w16cid:durableId="1228607988">
+    <w:abstractNumId w:val="0"/>
   </w:num>
 </w:numbering>
 </file>
@@ -5610,7 +6462,6 @@
   <w:style w:type="character" w:default="1" w:styleId="Fuentedeprrafopredeter">
     <w:name w:val="Default Paragraph Font"/>
     <w:uiPriority w:val="1"/>
-    <w:semiHidden/>
     <w:unhideWhenUsed/>
   </w:style>
   <w:style w:type="table" w:default="1" w:styleId="Tablanormal">
@@ -5724,6 +6575,18 @@
     <w:rPr>
       <w:sz w:val="20"/>
       <w:szCs w:val="20"/>
+    </w:rPr>
+  </w:style>
+  <w:style w:type="character" w:styleId="Mencinsinresolver">
+    <w:name w:val="Unresolved Mention"/>
+    <w:basedOn w:val="Fuentedeprrafopredeter"/>
+    <w:uiPriority w:val="99"/>
+    <w:semiHidden/>
+    <w:unhideWhenUsed/>
+    <w:rsid w:val="00D20F47"/>
+    <w:rPr>
+      <w:color w:val="605E5C"/>
+      <w:shd w:val="clear" w:color="auto" w:fill="E1DFDD"/>
     </w:rPr>
   </w:style>
 </w:styles>
